--- a/templates/documents/CONTRATOS CIVILES/CONTRATOS AUTENTICOS/PROTOCOLO NOTARIAL/ACTO DE CONSTATACION Y COMPROBACION.docx
+++ b/templates/documents/CONTRATOS CIVILES/CONTRATOS AUTENTICOS/PROTOCOLO NOTARIAL/ACTO DE CONSTATACION Y COMPROBACION.docx
@@ -4,100 +4,399 @@
   <w:body>
     <w:p>
       <w:pPr>
+        <w:spacing w:after="0" w:line="240" w:lineRule="auto"/>
+        <w:jc w:val="center"/>
+        <w:rPr>
+          <w:rFonts w:ascii="Abadi" w:hAnsi="Abadi"/>
+          <w:b/>
+          <w:bCs/>
+          <w:sz w:val="28"/>
+          <w:szCs w:val="28"/>
+        </w:rPr>
+      </w:pPr>
+    </w:p>
+    <w:p>
+      <w:pPr>
+        <w:spacing w:after="0" w:line="240" w:lineRule="auto"/>
+        <w:jc w:val="center"/>
+        <w:rPr>
+          <w:rFonts w:ascii="Abadi" w:hAnsi="Abadi"/>
+          <w:b/>
+          <w:bCs/>
+          <w:sz w:val="28"/>
+          <w:szCs w:val="28"/>
+        </w:rPr>
+      </w:pPr>
+    </w:p>
+    <w:p>
+      <w:pPr>
+        <w:spacing w:after="0" w:line="240" w:lineRule="auto"/>
+        <w:jc w:val="center"/>
+        <w:rPr>
+          <w:rFonts w:ascii="Abadi" w:hAnsi="Abadi"/>
+          <w:b/>
+          <w:bCs/>
+          <w:sz w:val="28"/>
+          <w:szCs w:val="28"/>
+        </w:rPr>
+      </w:pPr>
+      <w:r>
+        <w:rPr>
+          <w:rFonts w:ascii="Abadi" w:hAnsi="Abadi"/>
+          <w:b/>
+          <w:bCs/>
+          <w:sz w:val="28"/>
+          <w:szCs w:val="28"/>
+        </w:rPr>
+        <w:t>ACTA DE COMPROBACIÓN Y CONSTATACIÓN</w:t>
+      </w:r>
+    </w:p>
+    <w:p>
+      <w:pPr>
+        <w:spacing w:after="0" w:line="240" w:lineRule="auto"/>
         <w:jc w:val="both"/>
-      </w:pPr>
-      <w:r>
-        <w:pict w14:anchorId="59CAB1C5">
-          <v:rect id="_x0000_i1089" style="width:0;height:1.5pt" o:hralign="center" o:hrstd="t" o:hr="t" fillcolor="#a0a0a0" stroked="f"/>
-        </w:pict>
-      </w:r>
-    </w:p>
-    <w:p>
-      <w:pPr>
+        <w:rPr>
+          <w:rFonts w:ascii="Abadi" w:hAnsi="Abadi"/>
+        </w:rPr>
+      </w:pPr>
+    </w:p>
+    <w:p>
+      <w:pPr>
+        <w:spacing w:after="0" w:line="240" w:lineRule="auto"/>
         <w:jc w:val="both"/>
         <w:rPr>
-          <w:b/>
-          <w:bCs/>
-        </w:rPr>
-      </w:pPr>
-      <w:r>
-        <w:rPr>
-          <w:b/>
-          <w:bCs/>
-        </w:rPr>
-        <w:t>ACTO NÚMERO [_______</w:t>
-      </w:r>
-      <w:proofErr w:type="gramStart"/>
-      <w:r>
-        <w:rPr>
-          <w:b/>
-          <w:bCs/>
-        </w:rPr>
-        <w:t>].-</w:t>
-      </w:r>
-      <w:proofErr w:type="gramEnd"/>
-      <w:r>
-        <w:rPr>
-          <w:b/>
-          <w:bCs/>
-        </w:rPr>
-        <w:t xml:space="preserve"> (ACTA DE COMPROBACIÓN Y CONSTATACIÓN)</w:t>
-      </w:r>
-    </w:p>
-    <w:p>
-      <w:pPr>
+          <w:rFonts w:ascii="Abadi" w:hAnsi="Abadi"/>
+          <w:b/>
+          <w:bCs/>
+        </w:rPr>
+      </w:pPr>
+      <w:r>
+        <w:rPr>
+          <w:rFonts w:ascii="Abadi" w:hAnsi="Abadi"/>
+          <w:b/>
+          <w:bCs/>
+        </w:rPr>
+        <w:t xml:space="preserve">ACTO NÚMERO </w:t>
+      </w:r>
+      <w:r>
+        <w:rPr>
+          <w:rFonts w:ascii="Abadi" w:hAnsi="Abadi"/>
+          <w:b/>
+          <w:bCs/>
+        </w:rPr>
+        <w:t>_______________.</w:t>
+      </w:r>
+    </w:p>
+    <w:p>
+      <w:pPr>
+        <w:spacing w:after="0" w:line="240" w:lineRule="auto"/>
         <w:jc w:val="both"/>
-      </w:pPr>
-      <w:r>
-        <w:t xml:space="preserve">En la ciudad de [Ciudad/Municipio], República Dominicana, hoy día [Día] del mes de [Mes] del año 2026, siendo las [Hora] horas de la [Mañana/Tarde]; Yo, </w:t>
-      </w:r>
-      <w:r>
-        <w:rPr>
-          <w:b/>
-          <w:bCs/>
-        </w:rPr>
-        <w:t>[NOMBRE DEL NOTARIO]</w:t>
-      </w:r>
-      <w:r>
-        <w:t xml:space="preserve">, dominicano, mayor de edad, Abogado Notario Público de los del número del [Distrito Nacional / Municipio], titular de la Cédula No. [Número], con </w:t>
-      </w:r>
-      <w:proofErr w:type="gramStart"/>
-      <w:r>
-        <w:t>carnet</w:t>
-      </w:r>
-      <w:proofErr w:type="gramEnd"/>
-      <w:r>
-        <w:t xml:space="preserve"> del Colegio de Notarios No. [Número] y estudio profesional abierto en la [Dirección];</w:t>
-      </w:r>
-    </w:p>
-    <w:p>
-      <w:pPr>
+        <w:rPr>
+          <w:rFonts w:ascii="Abadi" w:hAnsi="Abadi"/>
+        </w:rPr>
+      </w:pPr>
+    </w:p>
+    <w:p>
+      <w:pPr>
+        <w:spacing w:after="0" w:line="240" w:lineRule="auto"/>
         <w:jc w:val="both"/>
-      </w:pPr>
-      <w:r>
-        <w:t xml:space="preserve">Actuando a requerimiento del señor/a </w:t>
-      </w:r>
-      <w:r>
-        <w:rPr>
-          <w:b/>
-          <w:bCs/>
-        </w:rPr>
-        <w:t>[NOMBRE DEL REQUIRENTE]</w:t>
-      </w:r>
-      <w:r>
-        <w:t>, dominicano, mayor de edad, titular de la Cédula No. [Número], domiciliado en [Dirección], quien solicita mis servicios profesionales para dejar constancia legal de los hechos que se detallan a continuación:</w:t>
-      </w:r>
-    </w:p>
-    <w:p>
-      <w:pPr>
+        <w:rPr>
+          <w:rFonts w:ascii="Abadi" w:hAnsi="Abadi"/>
+        </w:rPr>
+      </w:pPr>
+      <w:r>
+        <w:rPr>
+          <w:rFonts w:ascii="Abadi" w:hAnsi="Abadi"/>
+        </w:rPr>
+        <w:t xml:space="preserve">En la ciudad de </w:t>
+      </w:r>
+      <w:r>
+        <w:rPr>
+          <w:rFonts w:ascii="Abadi" w:hAnsi="Abadi"/>
+          <w:b/>
+          <w:bCs/>
+        </w:rPr>
+        <w:t>{{CIUDAD_FIRMA}}</w:t>
+      </w:r>
+      <w:r>
+        <w:rPr>
+          <w:rFonts w:ascii="Abadi" w:hAnsi="Abadi"/>
+        </w:rPr>
+        <w:t xml:space="preserve">, República Dominicana, hoy día </w:t>
+      </w:r>
+      <w:r>
+        <w:rPr>
+          <w:rFonts w:ascii="Abadi" w:hAnsi="Abadi"/>
+          <w:b/>
+          <w:bCs/>
+        </w:rPr>
+        <w:t>{{DIA_TEXTO}}</w:t>
+      </w:r>
+      <w:r>
+        <w:rPr>
+          <w:rFonts w:ascii="Abadi" w:hAnsi="Abadi"/>
+        </w:rPr>
+        <w:t xml:space="preserve"> ({{DIA_NUMERO}}) del mes de </w:t>
+      </w:r>
+      <w:r>
+        <w:rPr>
+          <w:rFonts w:ascii="Abadi" w:hAnsi="Abadi"/>
+          <w:b/>
+          <w:bCs/>
+        </w:rPr>
+        <w:t>{{MES_TEXTO}}</w:t>
+      </w:r>
+      <w:r>
+        <w:rPr>
+          <w:rFonts w:ascii="Abadi" w:hAnsi="Abadi"/>
+        </w:rPr>
+        <w:t xml:space="preserve"> del año </w:t>
+      </w:r>
+      <w:r>
+        <w:rPr>
+          <w:rFonts w:ascii="Abadi" w:hAnsi="Abadi"/>
+          <w:b/>
+          <w:bCs/>
+        </w:rPr>
+        <w:t>{{AÑO_TEXTO}}</w:t>
+      </w:r>
+      <w:r>
+        <w:rPr>
+          <w:rFonts w:ascii="Abadi" w:hAnsi="Abadi"/>
+        </w:rPr>
+        <w:t xml:space="preserve"> (</w:t>
+      </w:r>
+      <w:r>
+        <w:rPr>
+          <w:rFonts w:ascii="Abadi" w:hAnsi="Abadi"/>
+          <w:b/>
+          <w:bCs/>
+        </w:rPr>
+        <w:t>{{AÑO_NUMERO}}</w:t>
+      </w:r>
+      <w:r>
+        <w:rPr>
+          <w:rFonts w:ascii="Abadi" w:hAnsi="Abadi"/>
+        </w:rPr>
+        <w:t xml:space="preserve">), siendo las {{HORA_CONSTATACION_LETRAS}} </w:t>
+      </w:r>
+      <w:r>
+        <w:rPr>
+          <w:rFonts w:ascii="Abadi" w:hAnsi="Abadi"/>
+          <w:b/>
+          <w:bCs/>
+        </w:rPr>
+        <w:t>({{HORA_CONSTATACION_NUMEROS}});</w:t>
+      </w:r>
+      <w:r>
+        <w:rPr>
+          <w:rFonts w:ascii="Abadi" w:hAnsi="Abadi"/>
+        </w:rPr>
+        <w:t xml:space="preserve"> Yo, </w:t>
+      </w:r>
+      <w:r>
+        <w:rPr>
+          <w:rFonts w:ascii="Abadi" w:hAnsi="Abadi"/>
+          <w:b/>
+          <w:bCs/>
+        </w:rPr>
+        <w:t>{{TRATAMIENTO_NOTARIO}}</w:t>
+      </w:r>
+      <w:r>
+        <w:rPr>
+          <w:rFonts w:ascii="Abadi" w:hAnsi="Abadi"/>
+        </w:rPr>
+        <w:t xml:space="preserve"> </w:t>
+      </w:r>
+      <w:r>
+        <w:rPr>
+          <w:rFonts w:ascii="Abadi" w:hAnsi="Abadi"/>
+          <w:b/>
+          <w:bCs/>
+        </w:rPr>
+        <w:t>{{NOMBRE_NOTARIO}}</w:t>
+      </w:r>
+      <w:r>
+        <w:rPr>
+          <w:rFonts w:ascii="Abadi" w:hAnsi="Abadi"/>
+        </w:rPr>
+        <w:t xml:space="preserve">, de nacionalidad dominicana, mayor de edad, Abogado Notario Público de los del número del {{MUNICIPIO_NOTARIO}}, titular de la Cédula de Identidad y Electoral No. </w:t>
+      </w:r>
+      <w:r>
+        <w:rPr>
+          <w:rFonts w:ascii="Abadi" w:hAnsi="Abadi"/>
+          <w:b/>
+          <w:bCs/>
+        </w:rPr>
+        <w:t>{{DOCUMENTO IDENTIDAD_NOTARIO}}</w:t>
+      </w:r>
+      <w:r>
+        <w:rPr>
+          <w:rFonts w:ascii="Abadi" w:hAnsi="Abadi"/>
+        </w:rPr>
+        <w:t xml:space="preserve">, con Matrícula del Colegio de Notarios No. </w:t>
+      </w:r>
+      <w:r>
+        <w:rPr>
+          <w:rFonts w:ascii="Abadi" w:hAnsi="Abadi"/>
+          <w:b/>
+          <w:bCs/>
+        </w:rPr>
+        <w:t>{{MATRICULA_NOTARIO}}</w:t>
+      </w:r>
+      <w:r>
+        <w:rPr>
+          <w:rFonts w:ascii="Abadi" w:hAnsi="Abadi"/>
+        </w:rPr>
+        <w:t xml:space="preserve"> y estudio profesional abierto en </w:t>
+      </w:r>
+      <w:r>
+        <w:rPr>
+          <w:rFonts w:ascii="Abadi" w:hAnsi="Abadi"/>
+          <w:b/>
+          <w:bCs/>
+        </w:rPr>
+        <w:t>{{DIRECCION O DOMICILIO_NOTARIO}}</w:t>
+      </w:r>
+      <w:r>
+        <w:rPr>
+          <w:rFonts w:ascii="Abadi" w:hAnsi="Abadi"/>
+        </w:rPr>
+        <w:t>;</w:t>
+      </w:r>
+    </w:p>
+    <w:p>
+      <w:pPr>
+        <w:spacing w:after="0" w:line="240" w:lineRule="auto"/>
         <w:jc w:val="both"/>
         <w:rPr>
-          <w:b/>
-          <w:bCs/>
-        </w:rPr>
-      </w:pPr>
-      <w:r>
-        <w:rPr>
+          <w:rFonts w:ascii="Abadi" w:hAnsi="Abadi"/>
+        </w:rPr>
+      </w:pPr>
+    </w:p>
+    <w:p>
+      <w:pPr>
+        <w:spacing w:after="0" w:line="240" w:lineRule="auto"/>
+        <w:jc w:val="both"/>
+        <w:rPr>
+          <w:rFonts w:ascii="Abadi" w:hAnsi="Abadi"/>
+        </w:rPr>
+      </w:pPr>
+      <w:r>
+        <w:rPr>
+          <w:rFonts w:ascii="Abadi" w:hAnsi="Abadi"/>
+        </w:rPr>
+        <w:t xml:space="preserve">Actuando a requerimiento de </w:t>
+      </w:r>
+      <w:r>
+        <w:rPr>
+          <w:rFonts w:ascii="Abadi" w:hAnsi="Abadi"/>
+          <w:b/>
+          <w:bCs/>
+        </w:rPr>
+        <w:t>{{TRATAMIENTO_REQUIRENTE}}</w:t>
+      </w:r>
+      <w:r>
+        <w:rPr>
+          <w:rFonts w:ascii="Abadi" w:hAnsi="Abadi"/>
+        </w:rPr>
+        <w:t xml:space="preserve"> </w:t>
+      </w:r>
+      <w:r>
+        <w:rPr>
+          <w:rFonts w:ascii="Abadi" w:hAnsi="Abadi"/>
+          <w:b/>
+          <w:bCs/>
+        </w:rPr>
+        <w:t>{{NOMBRE_REQUIRENTE}}</w:t>
+      </w:r>
+      <w:r>
+        <w:rPr>
+          <w:rFonts w:ascii="Abadi" w:hAnsi="Abadi"/>
+        </w:rPr>
+        <w:t xml:space="preserve">, de nacionalidad </w:t>
+      </w:r>
+      <w:r>
+        <w:rPr>
+          <w:rFonts w:ascii="Abadi" w:hAnsi="Abadi"/>
+          <w:b/>
+          <w:bCs/>
+        </w:rPr>
+        <w:t>{{NACIONALIDAD_REQUIRENTE}}</w:t>
+      </w:r>
+      <w:r>
+        <w:rPr>
+          <w:rFonts w:ascii="Abadi" w:hAnsi="Abadi"/>
+        </w:rPr>
+        <w:t xml:space="preserve">, mayor de edad, estado civil </w:t>
+      </w:r>
+      <w:r>
+        <w:rPr>
+          <w:rFonts w:ascii="Abadi" w:hAnsi="Abadi"/>
+          <w:b/>
+          <w:bCs/>
+        </w:rPr>
+        <w:t>{{ESTADO CIVIL_REQUIRENTE}}</w:t>
+      </w:r>
+      <w:r>
+        <w:rPr>
+          <w:rFonts w:ascii="Abadi" w:hAnsi="Abadi"/>
+        </w:rPr>
+        <w:t xml:space="preserve">, titular de la Cédula de Identidad y Electoral No. </w:t>
+      </w:r>
+      <w:r>
+        <w:rPr>
+          <w:rFonts w:ascii="Abadi" w:hAnsi="Abadi"/>
+          <w:b/>
+          <w:bCs/>
+        </w:rPr>
+        <w:t>{{DOCUMENTO IDENTIDAD_REQUIRENTE}}</w:t>
+      </w:r>
+      <w:r>
+        <w:rPr>
+          <w:rFonts w:ascii="Abadi" w:hAnsi="Abadi"/>
+        </w:rPr>
+        <w:t xml:space="preserve">, domiciliado y residente en </w:t>
+      </w:r>
+      <w:r>
+        <w:rPr>
+          <w:rFonts w:ascii="Abadi" w:hAnsi="Abadi"/>
+          <w:b/>
+          <w:bCs/>
+        </w:rPr>
+        <w:t>{{DIRECCION O DOMICILIO_REQUIRENTE}}</w:t>
+      </w:r>
+      <w:r>
+        <w:rPr>
+          <w:rFonts w:ascii="Abadi" w:hAnsi="Abadi"/>
+        </w:rPr>
+        <w:t>, quien solicita mis servicios profesionales como Oficial Público para dejar constancia legal de los hechos que se detallan a continuación:</w:t>
+      </w:r>
+    </w:p>
+    <w:p>
+      <w:pPr>
+        <w:spacing w:after="0" w:line="240" w:lineRule="auto"/>
+        <w:jc w:val="center"/>
+        <w:rPr>
+          <w:rFonts w:ascii="Abadi" w:hAnsi="Abadi"/>
+          <w:b/>
+          <w:bCs/>
+        </w:rPr>
+      </w:pPr>
+    </w:p>
+    <w:p>
+      <w:pPr>
+        <w:spacing w:after="0" w:line="240" w:lineRule="auto"/>
+        <w:jc w:val="center"/>
+        <w:rPr>
+          <w:rFonts w:ascii="Abadi" w:hAnsi="Abadi"/>
+          <w:b/>
+          <w:bCs/>
+        </w:rPr>
+      </w:pPr>
+      <w:r>
+        <w:rPr>
+          <w:rFonts w:ascii="Abadi" w:hAnsi="Abadi"/>
           <w:b/>
           <w:bCs/>
         </w:rPr>
@@ -106,190 +405,276 @@
     </w:p>
     <w:p>
       <w:pPr>
+        <w:spacing w:after="0" w:line="240" w:lineRule="auto"/>
         <w:jc w:val="both"/>
-      </w:pPr>
-      <w:r>
-        <w:rPr>
-          <w:b/>
-          <w:bCs/>
-        </w:rPr>
-        <w:t>PRIMERO: TRASLADO.</w:t>
-      </w:r>
-      <w:r>
-        <w:t xml:space="preserve"> Yo, Notario Público infrascrito, me he trasladado físicamente al lugar ubicado en </w:t>
-      </w:r>
-      <w:r>
-        <w:rPr>
-          <w:b/>
-          <w:bCs/>
-        </w:rPr>
-        <w:t>[DIRECCIÓN EXACTA DONDE OCURRE EL EVENTO O VISITA]</w:t>
-      </w:r>
-      <w:r>
-        <w:t>, con el fin de proceder a la comprobación de [Describir el motivo: ej. La realización de la Asamblea de Socios / La inspección del estado físico del local / La entrega de una invitación o documento].</w:t>
-      </w:r>
-    </w:p>
-    <w:p>
-      <w:pPr>
+        <w:rPr>
+          <w:rFonts w:ascii="Abadi" w:hAnsi="Abadi"/>
+          <w:b/>
+          <w:bCs/>
+        </w:rPr>
+      </w:pPr>
+    </w:p>
+    <w:p>
+      <w:pPr>
+        <w:spacing w:after="0" w:line="240" w:lineRule="auto"/>
         <w:jc w:val="both"/>
-      </w:pPr>
-      <w:r>
-        <w:rPr>
-          <w:b/>
-          <w:bCs/>
-        </w:rPr>
-        <w:t>SEGUNDO: CONSTATACIÓN DE LOS HECHOS.</w:t>
-      </w:r>
-      <w:r>
-        <w:t xml:space="preserve"> Una vez presente en el lugar antes mencionado, siendo las [Hora exacta], </w:t>
-      </w:r>
-      <w:r>
-        <w:rPr>
-          <w:b/>
-          <w:bCs/>
-        </w:rPr>
-        <w:t>CERTIFICO Y DOY FE</w:t>
-      </w:r>
-      <w:r>
-        <w:t xml:space="preserve"> de lo siguiente:</w:t>
-      </w:r>
-    </w:p>
-    <w:p>
-      <w:pPr>
-        <w:numPr>
-          <w:ilvl w:val="0"/>
-          <w:numId w:val="2"/>
-        </w:numPr>
+        <w:rPr>
+          <w:rFonts w:ascii="Abadi" w:hAnsi="Abadi"/>
+        </w:rPr>
+      </w:pPr>
+      <w:r>
+        <w:rPr>
+          <w:rFonts w:ascii="Abadi" w:hAnsi="Abadi"/>
+          <w:b/>
+          <w:bCs/>
+        </w:rPr>
+        <w:t>PRIMERO: TRASLADO</w:t>
+      </w:r>
+      <w:r>
+        <w:rPr>
+          <w:rFonts w:ascii="Abadi" w:hAnsi="Abadi"/>
+        </w:rPr>
+        <w:t xml:space="preserve">. Yo, Notario Público infrascrito, atendiendo al pedimento de mi requirente, me he trasladado físicamente al lugar ubicado en </w:t>
+      </w:r>
+      <w:r>
+        <w:rPr>
+          <w:rFonts w:ascii="Abadi" w:hAnsi="Abadi"/>
+          <w:b/>
+          <w:bCs/>
+        </w:rPr>
+        <w:t>{{LUGAR_CONSTATACION}}</w:t>
+      </w:r>
+      <w:r>
+        <w:rPr>
+          <w:rFonts w:ascii="Abadi" w:hAnsi="Abadi"/>
+        </w:rPr>
+        <w:t>.</w:t>
+      </w:r>
+    </w:p>
+    <w:p>
+      <w:pPr>
+        <w:spacing w:after="0" w:line="240" w:lineRule="auto"/>
         <w:jc w:val="both"/>
-      </w:pPr>
-      <w:r>
-        <w:t>[Describir cronológicamente lo que observa: ej. Se encuentran presentes las siguientes personas...].</w:t>
-      </w:r>
-    </w:p>
-    <w:p>
-      <w:pPr>
-        <w:numPr>
-          <w:ilvl w:val="0"/>
-          <w:numId w:val="2"/>
-        </w:numPr>
+        <w:rPr>
+          <w:rFonts w:ascii="Abadi" w:hAnsi="Abadi"/>
+        </w:rPr>
+      </w:pPr>
+    </w:p>
+    <w:p>
+      <w:pPr>
+        <w:spacing w:after="0" w:line="240" w:lineRule="auto"/>
         <w:jc w:val="both"/>
-      </w:pPr>
-      <w:r>
-        <w:t xml:space="preserve">[Describir el evento: ej. Se </w:t>
-      </w:r>
-      <w:proofErr w:type="gramStart"/>
-      <w:r>
-        <w:t>dio inicio a</w:t>
-      </w:r>
-      <w:proofErr w:type="gramEnd"/>
-      <w:r>
-        <w:t xml:space="preserve"> la actividad X, observándose que...].</w:t>
-      </w:r>
-    </w:p>
-    <w:p>
-      <w:pPr>
-        <w:numPr>
-          <w:ilvl w:val="0"/>
-          <w:numId w:val="2"/>
-        </w:numPr>
+        <w:rPr>
+          <w:rFonts w:ascii="Abadi" w:hAnsi="Abadi"/>
+          <w:b/>
+          <w:bCs/>
+        </w:rPr>
+      </w:pPr>
+      <w:r>
+        <w:rPr>
+          <w:rFonts w:ascii="Abadi" w:hAnsi="Abadi"/>
+          <w:b/>
+          <w:bCs/>
+        </w:rPr>
+        <w:t>SEGUNDO: CONSTATACIÓN DE LOS HECHOS</w:t>
+      </w:r>
+      <w:r>
+        <w:rPr>
+          <w:rFonts w:ascii="Abadi" w:hAnsi="Abadi"/>
+        </w:rPr>
+        <w:t xml:space="preserve">. Una vez presente en el lugar antes mencionado, y actuando en el marco de mis atribuciones legales, CERTIFICO Y DOY FE de haber comprobado visual y materialmente lo siguiente: </w:t>
+      </w:r>
+      <w:r>
+        <w:rPr>
+          <w:rFonts w:ascii="Abadi" w:hAnsi="Abadi"/>
+          <w:b/>
+          <w:bCs/>
+        </w:rPr>
+        <w:t>{{HECHOS_CONSTATADOS}}</w:t>
+      </w:r>
+      <w:r>
+        <w:rPr>
+          <w:rFonts w:ascii="Abadi" w:hAnsi="Abadi"/>
+          <w:b/>
+          <w:bCs/>
+        </w:rPr>
+        <w:t>.</w:t>
+      </w:r>
+    </w:p>
+    <w:p>
+      <w:pPr>
+        <w:spacing w:after="0" w:line="240" w:lineRule="auto"/>
         <w:jc w:val="both"/>
-      </w:pPr>
-      <w:r>
-        <w:t>[Si es visita de inspección: ej. El inmueble presenta las siguientes condiciones físicas...].</w:t>
-      </w:r>
-    </w:p>
-    <w:p>
-      <w:pPr>
+        <w:rPr>
+          <w:rFonts w:ascii="Abadi" w:hAnsi="Abadi"/>
+        </w:rPr>
+      </w:pPr>
+    </w:p>
+    <w:p>
+      <w:pPr>
+        <w:spacing w:after="0" w:line="240" w:lineRule="auto"/>
         <w:jc w:val="both"/>
-      </w:pPr>
-      <w:r>
-        <w:rPr>
-          <w:b/>
-          <w:bCs/>
-        </w:rPr>
-        <w:t>TERCERO: USO DE MEDIOS AUDIOVISUALES.</w:t>
-      </w:r>
-      <w:r>
-        <w:t xml:space="preserve"> Para mayor soporte de las constataciones realizadas, se han tomado [Número] fotografías [o videos], las cuales se anexan al presente acto debidamente selladas y firmadas por mí, formando parte integral del mismo.</w:t>
-      </w:r>
-    </w:p>
-    <w:p>
-      <w:pPr>
+        <w:rPr>
+          <w:rFonts w:ascii="Abadi" w:hAnsi="Abadi"/>
+        </w:rPr>
+      </w:pPr>
+      <w:r>
+        <w:rPr>
+          <w:rFonts w:ascii="Abadi" w:hAnsi="Abadi"/>
+          <w:b/>
+          <w:bCs/>
+        </w:rPr>
+        <w:t>TERCERO: USO DE MEDIOS AUDIOVISUALES</w:t>
+      </w:r>
+      <w:r>
+        <w:rPr>
+          <w:rFonts w:ascii="Abadi" w:hAnsi="Abadi"/>
+        </w:rPr>
+        <w:t xml:space="preserve">. Para mayor soporte de las constataciones realizadas y como elemento probatorio anexo, he tomado </w:t>
+      </w:r>
+      <w:r>
+        <w:rPr>
+          <w:rFonts w:ascii="Abadi" w:hAnsi="Abadi"/>
+          <w:b/>
+          <w:bCs/>
+        </w:rPr>
+        <w:t>{{NUMERO_FOTOGRAFIAS}}</w:t>
+      </w:r>
+      <w:r>
+        <w:rPr>
+          <w:rFonts w:ascii="Abadi" w:hAnsi="Abadi"/>
+        </w:rPr>
+        <w:t xml:space="preserve"> fotografías del lugar y los hechos descritos, las cuales se anexan al presente acto debidamente selladas, firmadas y rubricadas por mí, formando parte integral e indivisible del mismo.</w:t>
+      </w:r>
+    </w:p>
+    <w:p>
+      <w:pPr>
+        <w:spacing w:after="0" w:line="240" w:lineRule="auto"/>
         <w:jc w:val="both"/>
-      </w:pPr>
-      <w:r>
-        <w:rPr>
-          <w:b/>
-          <w:bCs/>
-        </w:rPr>
-        <w:t>CUARTO: DECLARACIÓN DEL REQUIRENTE.</w:t>
-      </w:r>
-      <w:r>
-        <w:t xml:space="preserve"> El señor/a </w:t>
-      </w:r>
-      <w:r>
-        <w:rPr>
-          <w:b/>
-          <w:bCs/>
-        </w:rPr>
-        <w:t>[NOMBRE DEL REQUIRENTE]</w:t>
-      </w:r>
-      <w:r>
-        <w:t xml:space="preserve"> declara bajo la fe del juramento que los hechos constatados corresponden a la realidad y que ha solicitado este acto para que sirva de medio de prueba ante [Institución o Persona destino].</w:t>
-      </w:r>
-    </w:p>
-    <w:p>
-      <w:pPr>
+        <w:rPr>
+          <w:rFonts w:ascii="Abadi" w:hAnsi="Abadi"/>
+        </w:rPr>
+      </w:pPr>
+    </w:p>
+    <w:p>
+      <w:pPr>
+        <w:spacing w:after="0" w:line="240" w:lineRule="auto"/>
         <w:jc w:val="both"/>
-      </w:pPr>
-      <w:r>
-        <w:rPr>
-          <w:b/>
-          <w:bCs/>
-        </w:rPr>
-        <w:lastRenderedPageBreak/>
-        <w:t>QUINTO: CUMPLIMIENTO LEGAL.</w:t>
-      </w:r>
-      <w:r>
-        <w:t xml:space="preserve"> El presente acto se instrumenta de conformidad con las facultades otorgadas por la </w:t>
-      </w:r>
-      <w:r>
-        <w:rPr>
-          <w:b/>
-          <w:bCs/>
-        </w:rPr>
-        <w:t>Ley No. 140-15 del Notariado</w:t>
-      </w:r>
-      <w:r>
-        <w:t>, garantizando la imparcialidad y la fe pública de lo aquí relatado.</w:t>
-      </w:r>
-    </w:p>
-    <w:p>
-      <w:pPr>
+        <w:rPr>
+          <w:rFonts w:ascii="Abadi" w:hAnsi="Abadi"/>
+        </w:rPr>
+      </w:pPr>
+      <w:r>
+        <w:rPr>
+          <w:rFonts w:ascii="Abadi" w:hAnsi="Abadi"/>
+          <w:b/>
+          <w:bCs/>
+        </w:rPr>
+        <w:t>CUARTO: DECLARACIÓN DEL REQUIRENTE</w:t>
+      </w:r>
+      <w:r>
+        <w:rPr>
+          <w:rFonts w:ascii="Abadi" w:hAnsi="Abadi"/>
+        </w:rPr>
+        <w:t xml:space="preserve">. Presente en el lugar de los hechos, </w:t>
+      </w:r>
+      <w:r>
+        <w:rPr>
+          <w:rFonts w:ascii="Abadi" w:hAnsi="Abadi"/>
+          <w:b/>
+          <w:bCs/>
+        </w:rPr>
+        <w:t>{{TRATAMIENTO_REQUIRENTE}}</w:t>
+      </w:r>
+      <w:r>
+        <w:rPr>
+          <w:rFonts w:ascii="Abadi" w:hAnsi="Abadi"/>
+        </w:rPr>
+        <w:t xml:space="preserve"> </w:t>
+      </w:r>
+      <w:r>
+        <w:rPr>
+          <w:rFonts w:ascii="Abadi" w:hAnsi="Abadi"/>
+          <w:b/>
+          <w:bCs/>
+        </w:rPr>
+        <w:t>{{NOMBRE_REQUIRENTE}}</w:t>
+      </w:r>
+      <w:r>
+        <w:rPr>
+          <w:rFonts w:ascii="Abadi" w:hAnsi="Abadi"/>
+        </w:rPr>
+        <w:t xml:space="preserve"> declara bajo la fe del juramento que ha solicitado la instrumentación de este acto auténtico para que sirva de medio de prueba fehaciente ante cualquier persona física, moral, tribunal o autoridad administrativa.</w:t>
+      </w:r>
+    </w:p>
+    <w:p>
+      <w:pPr>
+        <w:spacing w:after="0" w:line="240" w:lineRule="auto"/>
         <w:jc w:val="both"/>
-      </w:pPr>
-      <w:r>
-        <w:pict w14:anchorId="5012B446">
-          <v:rect id="_x0000_i1090" style="width:0;height:1.5pt" o:hralign="center" o:hrstd="t" o:hr="t" fillcolor="#a0a0a0" stroked="f"/>
-        </w:pict>
-      </w:r>
-    </w:p>
-    <w:p>
-      <w:pPr>
+        <w:rPr>
+          <w:rFonts w:ascii="Abadi" w:hAnsi="Abadi"/>
+        </w:rPr>
+      </w:pPr>
+    </w:p>
+    <w:p>
+      <w:pPr>
+        <w:spacing w:after="0" w:line="240" w:lineRule="auto"/>
         <w:jc w:val="both"/>
-      </w:pPr>
-      <w:r>
-        <w:rPr>
+        <w:rPr>
+          <w:rFonts w:ascii="Abadi" w:hAnsi="Abadi"/>
+        </w:rPr>
+      </w:pPr>
+      <w:r>
+        <w:rPr>
+          <w:rFonts w:ascii="Abadi" w:hAnsi="Abadi"/>
+          <w:b/>
+          <w:bCs/>
+        </w:rPr>
+        <w:t>QUINTO: CUMPLIMIENTO LEGAL</w:t>
+      </w:r>
+      <w:r>
+        <w:rPr>
+          <w:rFonts w:ascii="Abadi" w:hAnsi="Abadi"/>
+        </w:rPr>
+        <w:t>. El presente acto se instrumenta de conformidad con las facultades otorgadas por la Ley No. 140-15 del Notariado y sus modificaciones, garantizando la imparcialidad y la fe pública de lo aquí relatado.</w:t>
+      </w:r>
+    </w:p>
+    <w:p>
+      <w:pPr>
+        <w:spacing w:after="0" w:line="240" w:lineRule="auto"/>
+        <w:jc w:val="both"/>
+        <w:rPr>
+          <w:rFonts w:ascii="Abadi" w:hAnsi="Abadi"/>
+        </w:rPr>
+      </w:pPr>
+    </w:p>
+    <w:p>
+      <w:pPr>
+        <w:spacing w:after="0" w:line="240" w:lineRule="auto"/>
+        <w:jc w:val="both"/>
+        <w:rPr>
+          <w:rFonts w:ascii="Abadi" w:hAnsi="Abadi"/>
+          <w:b/>
+          <w:bCs/>
+        </w:rPr>
+      </w:pPr>
+      <w:r>
+        <w:rPr>
+          <w:rFonts w:ascii="Abadi" w:hAnsi="Abadi"/>
           <w:b/>
           <w:bCs/>
         </w:rPr>
         <w:t>DE TODO LO CUAL</w:t>
       </w:r>
       <w:r>
-        <w:t xml:space="preserve">, he redactado el presente acto, el cual consta de [Número] fojas, debidamente selladas, foliadas y rubricadas por mí. En el lugar del traslado, el requirente procede a firmar junto conmigo, Notario Público que </w:t>
-      </w:r>
-      <w:r>
-        <w:rPr>
+        <w:rPr>
+          <w:rFonts w:ascii="Abadi" w:hAnsi="Abadi"/>
+        </w:rPr>
+        <w:t xml:space="preserve">, he redactado el presente acto, el cual he leído íntegramente al requirente, quien lo aprueba y procede a firmarlo junto conmigo, Notario Público que </w:t>
+      </w:r>
+      <w:r>
+        <w:rPr>
+          <w:rFonts w:ascii="Abadi" w:hAnsi="Abadi"/>
           <w:b/>
           <w:bCs/>
         </w:rPr>
@@ -298,61 +683,135 @@
     </w:p>
     <w:p>
       <w:pPr>
+        <w:spacing w:after="0" w:line="240" w:lineRule="auto"/>
         <w:jc w:val="both"/>
-      </w:pPr>
-      <w:r>
-        <w:pict w14:anchorId="789AB5DF">
-          <v:rect id="_x0000_i1091" style="width:0;height:1.5pt" o:hralign="center" o:hrstd="t" o:hr="t" fillcolor="#a0a0a0" stroked="f"/>
-        </w:pict>
-      </w:r>
-    </w:p>
-    <w:p>
-      <w:pPr>
+        <w:rPr>
+          <w:rFonts w:ascii="Abadi" w:hAnsi="Abadi"/>
+          <w:b/>
+          <w:bCs/>
+        </w:rPr>
+      </w:pPr>
+    </w:p>
+    <w:p>
+      <w:pPr>
+        <w:spacing w:after="0" w:line="240" w:lineRule="auto"/>
         <w:jc w:val="both"/>
-      </w:pPr>
-      <w:r>
-        <w:rPr>
-          <w:b/>
-          <w:bCs/>
-        </w:rPr>
-        <w:t>[NOMBRE DEL REQUIRENTE]</w:t>
-      </w:r>
-      <w:r>
-        <w:t xml:space="preserve"> Requiere</w:t>
-      </w:r>
-    </w:p>
-    <w:p>
-      <w:pPr>
+        <w:rPr>
+          <w:rFonts w:ascii="Abadi" w:hAnsi="Abadi"/>
+        </w:rPr>
+      </w:pPr>
+    </w:p>
+    <w:p>
+      <w:pPr>
+        <w:spacing w:after="0" w:line="240" w:lineRule="auto"/>
+        <w:jc w:val="center"/>
+        <w:rPr>
+          <w:rFonts w:ascii="Abadi" w:hAnsi="Abadi"/>
+        </w:rPr>
+      </w:pPr>
+    </w:p>
+    <w:p>
+      <w:pPr>
+        <w:spacing w:after="0" w:line="240" w:lineRule="auto"/>
+        <w:jc w:val="center"/>
+        <w:rPr>
+          <w:rFonts w:ascii="Abadi" w:hAnsi="Abadi"/>
+        </w:rPr>
+      </w:pPr>
+    </w:p>
+    <w:p>
+      <w:pPr>
+        <w:spacing w:after="0" w:line="240" w:lineRule="auto"/>
+        <w:jc w:val="center"/>
+        <w:rPr>
+          <w:rFonts w:ascii="Abadi" w:hAnsi="Abadi"/>
+        </w:rPr>
+      </w:pPr>
+      <w:r>
+        <w:rPr>
+          <w:rFonts w:ascii="Abadi" w:hAnsi="Abadi"/>
+          <w:b/>
+          <w:bCs/>
+        </w:rPr>
+        <w:t>{{NOMBRE_REQUIRENTE}}</w:t>
+      </w:r>
+    </w:p>
+    <w:p>
+      <w:pPr>
+        <w:spacing w:after="0" w:line="240" w:lineRule="auto"/>
+        <w:jc w:val="center"/>
+        <w:rPr>
+          <w:rFonts w:ascii="Abadi" w:hAnsi="Abadi"/>
+        </w:rPr>
+      </w:pPr>
+      <w:r>
+        <w:rPr>
+          <w:rFonts w:ascii="Abadi" w:hAnsi="Abadi"/>
+        </w:rPr>
+        <w:t>Requirente</w:t>
+      </w:r>
+    </w:p>
+    <w:p>
+      <w:pPr>
+        <w:spacing w:after="0" w:line="240" w:lineRule="auto"/>
+        <w:jc w:val="center"/>
+        <w:rPr>
+          <w:rFonts w:ascii="Abadi" w:hAnsi="Abadi"/>
+        </w:rPr>
+      </w:pPr>
+    </w:p>
+    <w:p>
+      <w:pPr>
+        <w:spacing w:after="0" w:line="240" w:lineRule="auto"/>
+        <w:jc w:val="center"/>
+        <w:rPr>
+          <w:rFonts w:ascii="Abadi" w:hAnsi="Abadi"/>
+        </w:rPr>
+      </w:pPr>
+    </w:p>
+    <w:p>
+      <w:pPr>
+        <w:spacing w:after="0" w:line="240" w:lineRule="auto"/>
+        <w:jc w:val="center"/>
+        <w:rPr>
+          <w:rFonts w:ascii="Abadi" w:hAnsi="Abadi"/>
+        </w:rPr>
+      </w:pPr>
+      <w:r>
+        <w:rPr>
+          <w:rFonts w:ascii="Abadi" w:hAnsi="Abadi"/>
+          <w:b/>
+          <w:bCs/>
+        </w:rPr>
+        <w:t>{{NOMBRE_NOTARIO}}</w:t>
+      </w:r>
+    </w:p>
+    <w:p>
+      <w:pPr>
+        <w:spacing w:after="0" w:line="240" w:lineRule="auto"/>
+        <w:jc w:val="center"/>
+        <w:rPr>
+          <w:rFonts w:ascii="Abadi" w:hAnsi="Abadi"/>
+        </w:rPr>
+      </w:pPr>
+      <w:r>
+        <w:rPr>
+          <w:rFonts w:ascii="Abadi" w:hAnsi="Abadi"/>
+        </w:rPr>
+        <w:t>Abogado Notario Público</w:t>
+      </w:r>
+    </w:p>
+    <w:p>
+      <w:pPr>
+        <w:spacing w:after="0" w:line="240" w:lineRule="auto"/>
         <w:jc w:val="both"/>
-      </w:pPr>
-      <w:r>
-        <w:pict w14:anchorId="6240210C">
-          <v:rect id="_x0000_i1092" style="width:0;height:1.5pt" o:hralign="center" o:hrstd="t" o:hr="t" fillcolor="#a0a0a0" stroked="f"/>
-        </w:pict>
-      </w:r>
-    </w:p>
-    <w:p>
-      <w:pPr>
-        <w:jc w:val="both"/>
-      </w:pPr>
-      <w:r>
-        <w:rPr>
-          <w:b/>
-          <w:bCs/>
-        </w:rPr>
-        <w:t>[NOMBRE DEL NOTARIO]</w:t>
-      </w:r>
-      <w:r>
-        <w:t xml:space="preserve"> Notario Público</w:t>
-      </w:r>
-    </w:p>
-    <w:p>
-      <w:pPr>
-        <w:jc w:val="both"/>
+        <w:rPr>
+          <w:rFonts w:ascii="Abadi" w:hAnsi="Abadi"/>
+        </w:rPr>
       </w:pPr>
     </w:p>
     <w:sectPr>
-      <w:pgSz w:w="11906" w:h="16838"/>
+      <w:pgSz w:w="12240" w:h="20160" w:code="121"/>
       <w:pgMar w:top="1417" w:right="1701" w:bottom="1417" w:left="1701" w:header="708" w:footer="708" w:gutter="0"/>
       <w:cols w:space="708"/>
       <w:docGrid w:linePitch="360"/>
